--- a/중국어_대화문/7부_docx/7부_11화_벼랑_끝에서_놓다.docx
+++ b/중국어_대화문/7부_docx/7부_11화_벼랑_끝에서_놓다.docx
@@ -130,7 +130,7 @@
         <w:t>沈知远:</w:t>
       </w:r>
       <w:r>
-        <w:t xml:space="preserve"> （点头）三十天。……郑主任呢？</w:t>
+        <w:t xml:space="preserve"> （点头）三十天。……郑队长呢？</w:t>
       </w:r>
     </w:p>
     <w:p>
@@ -864,7 +864,7 @@
         <w:t>李雨桐:</w:t>
       </w:r>
       <w:r>
-        <w:t xml:space="preserve"> 总书记，郑主任那边有话，他说，今晚七号中继站的发电机、取暖的柴油，十二月的“验收确认”和实物不符，那个“安协-07”打头的备注号，他在病床上对了三遍，没错，等您要的时候，岳玉送。</w:t>
+        <w:t xml:space="preserve"> 总书记，郑队长那边有话，他说，今晚七号中继站的发电机、取暖的柴油，十二月的“验收确认”和实物不符，那个“安协-07”打头的备注号，他在病床上对了三遍，没错，等您要的时候，岳玉送。</w:t>
       </w:r>
     </w:p>
     <w:p>
@@ -1178,7 +1178,7 @@
         <w:t>沈知远:</w:t>
       </w:r>
       <w:r>
-        <w:t xml:space="preserve"> 他当过十一年的军区参谋，我没有。</w:t>
+        <w:t xml:space="preserve"> 他在边防部队待过十一年，我没有。</w:t>
       </w:r>
     </w:p>
     <w:p>
@@ -1634,7 +1634,7 @@
         <w:t>沈知远:</w:t>
       </w:r>
       <w:r>
-        <w:t xml:space="preserve"> 视频到会，我在十二月的增补款里加过一句，“音视频同时确认，由记录员核对”，今晚都核对了。</w:t>
+        <w:t xml:space="preserve"> 视频到会，第九条没有明文禁止。今晚音视频同时确认，由记录员核对，会后我把这一句补进第九条。</w:t>
       </w:r>
     </w:p>
     <w:p>
@@ -2197,7 +2197,7 @@
         <w:t>程曦:</w:t>
       </w:r>
       <w:r>
-        <w:t xml:space="preserve"> 好。还有一件，梁老刚才打来电话，她说今天的这一页，和二月十三日的那一页、十二月十七日的那一页，她现在放在同一只手里的三把钥匙，凑齐了。</w:t>
+        <w:t xml:space="preserve"> 好。还有一件，梁委员刚才打来电话，她说今天的这一页，和二月十三日的那一页、十二月十七日的那一页，她现在放在同一只手里的三把钥匙，凑齐了。</w:t>
       </w:r>
     </w:p>
     <w:p>
@@ -2414,7 +2414,7 @@
     </w:p>
     <w:p>
       <w:r>
-        <w:t>«拿不准» — 한국어 해설: "확신이 서지 않다, 판단이 서지 않다". 어떤 일의 옳고 그름이나 가부를 정하지 못한다는 구어. 상무위원 戊가 선즈위안에게 위임서 표결에서 기권하는 이유를 밝히며, 장면 5.</w:t>
+        <w:t>«命大» — 한국어 해설: "목숨이 질기다, 운 좋게 살아남다". 위험한 일을 당하고도 다치지 않고 넘어갔다는 구어. 웨이창펑이 상무위원들에게 포탄이 관측소 가까이 떨어지고도 사망자가 없었던 일을 두고, 장면 5.</w:t>
       </w:r>
     </w:p>
     <w:p>
